--- a/teaching-pack/14-M10-deterioration-v-noise/H10-05-HW5-peak-strain-interval.docx
+++ b/teaching-pack/14-M10-deterioration-v-noise/H10-05-HW5-peak-strain-interval.docx
@@ -38,7 +38,7 @@
           <w:caps w:val="1"/>
           <w:spacing w:val="10"/>
         </w:rPr>
-        <w:t xml:space="preserve">Callback  </w:t>
+        <w:t xml:space="preserve">HW3 CALLBACK IN HW5  </w:t>
       </w:r>
       <w:r>
         <w:rPr>
